--- a/ADG/15장/15장_실습문제_추가서술형.docx
+++ b/ADG/15장/15장_실습문제_추가서술형.docx
@@ -490,7 +490,7 @@
           <w:rFonts w:ascii="맑은 고딕" w:hAnsi="맑은 고딕" w:eastAsia="맑은 고딕"/>
           <w:sz w:val="21"/>
         </w:rPr>
-        <w:t>[추가-17] `V$DATAGUARD_STATUS`에서 실제로 봐야 할 행만 골라내는 절차를 SQL과 함께 제시하고, 걸러 낸 뒤에도 확인해야 할 것을 설명하라.</w:t>
+        <w:t>[추가-17] Physical Standby 를 Logical Standby 로 바꾼 뒤 기존 감시 스크립트가 오작동한다. 어떤 뷰가 왜 비는지 밝히고, 역할에 맞는 대체 지표와 판정 규칙을 제시하라. 적용이 멈췄을 때 문제의 트랜잭션을 찾아 되살리는 절차도 포함하라.</w:t>
       </w:r>
     </w:p>
     <w:p>

--- a/ADG/15장/15장_실습문제_추가서술형.docx
+++ b/ADG/15장/15장_실습문제_추가서술형.docx
@@ -7,7 +7,7 @@
         <w:pStyle w:val="Heading1"/>
       </w:pPr>
       <w:r>
-        <w:t>제15장  V$ 뷰 기반 모니터링과 문제 해결 — 추가 실습문제 (서술형·문제해결형·진단절차형)</w:t>
+        <w:t>제9장  Active Data Guard ① 실시간 조회와 DML 리다이렉션 — 추가 실습문제 (서술형·문제해결형·진단절차형)</w:t>
       </w:r>
     </w:p>
     <w:p>
@@ -16,7 +16,7 @@
           <w:rFonts w:ascii="맑은 고딕" w:hAnsi="맑은 고딕" w:eastAsia="맑은 고딕"/>
           <w:sz w:val="21"/>
         </w:rPr>
-        <w:t>총 20문항 (서술형 8 · 문제해결형 6 · 진단절차형 6). 객관식이 아니며, 각 문항 아래 답안 작성 공간을 둔다. 실습 환경(chicago-srv Primary / boston-srv Physical Standby, Broker 구성 `dg_chicago`, 19.3 EE)을 전제로 답한다.</w:t>
+        <w:t>총 20문항 (서술형 8 · 문제해결형 6 · 진단절차형 6). 객관식이 아니며, 각 문항 아래 답안 작성 공간을 둔다. 실습 환경(chicago-srv Primary / boston-srv Physical Standby, 19.3 EE, MAXIMUM PERFORMANCE)을 전제로 답한다.</w:t>
       </w:r>
     </w:p>
     <w:p>
@@ -42,7 +42,7 @@
           <w:rFonts w:ascii="맑은 고딕" w:hAnsi="맑은 고딕" w:eastAsia="맑은 고딕"/>
           <w:sz w:val="21"/>
         </w:rPr>
-        <w:t>[추가-01] Broker의 요약이 있는데도 V$ 뷰를 직접 읽어야 하는 이유를 세 가지 이상 들고, 각각을 이 장이나 14장의 실측으로 뒷받침하라.</w:t>
+        <w:t>[추가-01] Active Data Guard가 동작 중임을 확인하는 두 표식을 들고, 기능 사용 통계를 라이선스 판단 근거로 삼기 어려운 이유를 설명하라.</w:t>
       </w:r>
     </w:p>
     <w:p>
@@ -69,7 +69,7 @@
           <w:rFonts w:ascii="맑은 고딕" w:hAnsi="맑은 고딕" w:eastAsia="맑은 고딕"/>
           <w:sz w:val="21"/>
         </w:rPr>
-        <w:t>[추가-02] Standby의 `V$LOG`가 전부 `SEQUENCE#=0`이고 Primary의 `V$STANDBY_LOG`가 전부 `UNASSIGNED`인 이유를 각각 설명하고, 두 사실이 감시 스크립트 설계에 주는 함의를 논하라.</w:t>
+        <w:t>[추가-02] Standby 조회가 커밋된 데이터만 보여 주는 이유를 리두와 UNDO의 적용으로 설명하고, 이를 검증하는 올바른 측정 방법을 서술하라.</w:t>
       </w:r>
     </w:p>
     <w:p>
@@ -96,7 +96,7 @@
           <w:rFonts w:ascii="맑은 고딕" w:hAnsi="맑은 고딕" w:eastAsia="맑은 고딕"/>
           <w:sz w:val="21"/>
         </w:rPr>
-        <w:t>[추가-03] `V$ARCHIVE_DEST`와 `V$ARCHIVE_DEST_STATUS`의 관점 차이를 정의하고, 두 뷰를 구별하는 실용적인 방법과 각각을 언제 보는지 정리하라.</w:t>
+        <w:t>[추가-03] 첫 측정이 잘못된 결론을 낼 뻔한 경위를 설명하고, 이 사례에서 끌어낼 일반 원칙을 쓰라.</w:t>
       </w:r>
     </w:p>
     <w:p>
@@ -123,7 +123,7 @@
           <w:rFonts w:ascii="맑은 고딕" w:hAnsi="맑은 고딕" w:eastAsia="맑은 고딕"/>
           <w:sz w:val="21"/>
         </w:rPr>
-        <w:t>[추가-04] `VALID_NOW`가 가질 수 있는 값을 들고, 실측에서 `UNKNOWN`이 29개였던 이유와 이 값을 읽을 때 함께 확인해야 할 것을 설명하라.</w:t>
+        <w:t>[추가-04] Standby에서 되는 작업과 안 되는 작업을 가르는 기준을 제시하고, 그 기준으로 여섯 가지 이상의 작업을 분류하라.</w:t>
       </w:r>
     </w:p>
     <w:p>
@@ -150,7 +150,7 @@
           <w:rFonts w:ascii="맑은 고딕" w:hAnsi="맑은 고딕" w:eastAsia="맑은 고딕"/>
           <w:sz w:val="21"/>
         </w:rPr>
-        <w:t>[추가-05] `V$ARCHIVED_LOG`의 `APPLIED`와 `V$ARCHIVE_DEST_STATUS`의 `APPLIED_SEQ#`가 각각 오해를 부르는 이유를 설명하고, 실시간 적용 환경에서 대신 쓸 지표를 제시하라.</w:t>
+        <w:t>[추가-05] Standby에서 시퀀스가 동작하는 방식과 그 결과, 그리고 실무적 함의를 서술하라.</w:t>
       </w:r>
     </w:p>
     <w:p>
@@ -177,7 +177,7 @@
           <w:rFonts w:ascii="맑은 고딕" w:hAnsi="맑은 고딕" w:eastAsia="맑은 고딕"/>
           <w:sz w:val="21"/>
         </w:rPr>
-        <w:t>[추가-06] 전송이 끊긴 상황에서 두 지연이 0이었던 사실을 14장의 사례와 함께 정리하고, 이로부터 도출되는 감시 지표의 분류 원칙을 서술하라.</w:t>
+        <w:t>[추가-06] DML 리다이렉션의 동작 방식을 설명하고, 적합한 용도와 피해야 할 용도를 근거와 함께 제시하라.</w:t>
       </w:r>
     </w:p>
     <w:p>
@@ -204,7 +204,7 @@
           <w:rFonts w:ascii="맑은 고딕" w:hAnsi="맑은 고딕" w:eastAsia="맑은 고딕"/>
           <w:sz w:val="21"/>
         </w:rPr>
-        <w:t>[추가-07] 진단의 층(요약·V$ 뷰·알림 로그·트레이스)을 정리하고, 각 층이 알려 주는 것과 알려 주지 못하는 것을 이 장의 `ORA-12541` 사례로 설명하라.</w:t>
+        <w:t>[추가-07] `STANDBY_MAX_DATA_DELAY`와 `ALTER SESSION SYNC WITH PRIMARY`의 성격 차이를 설명하고, 각각이 적합한 상황을 밝혀라.</w:t>
       </w:r>
     </w:p>
     <w:p>
@@ -231,7 +231,7 @@
           <w:rFonts w:ascii="맑은 고딕" w:hAnsi="맑은 고딕" w:eastAsia="맑은 고딕"/>
           <w:sz w:val="21"/>
         </w:rPr>
-        <w:t>[추가-08] `LOG_ARCHIVE_TRACE`의 성격과 켤 때 지켜야 할 원칙을 다섯 가지 이상 들고, 각 원칙이 필요한 이유를 실측을 근거로 설명하라.</w:t>
+        <w:t>[추가-08] 이 장에서 보호 모드가 결정한 것 두 가지를 들고, 8장의 사고와 연결해 보호 모드 선택의 의미를 서술하라.</w:t>
       </w:r>
     </w:p>
     <w:p>
@@ -266,7 +266,7 @@
           <w:rFonts w:ascii="맑은 고딕" w:hAnsi="맑은 고딕" w:eastAsia="맑은 고딕"/>
           <w:sz w:val="21"/>
         </w:rPr>
-        <w:t>[추가-09] 감시 시스템이 Primary에서 "SRL_ACTIVE=0, 심각" 경보를 5분마다 올리고 있다. 원인을 진단하고, 스크립트를 어떻게 고쳐야 하는지 구조까지 포함해 제시하라.</w:t>
+        <w:t>[추가-09] 기능 사용 통계를 조회했는데 `no rows selected`가 나왔다. 원인과 조치, 재확인 방법을 쓰고, 결과값을 어떻게 해석해야 하는지 밝혀라.</w:t>
       </w:r>
     </w:p>
     <w:p>
@@ -293,7 +293,7 @@
           <w:rFonts w:ascii="맑은 고딕" w:hAnsi="맑은 고딕" w:eastAsia="맑은 고딕"/>
           <w:sz w:val="21"/>
         </w:rPr>
-        <w:t>[추가-10] `V$ARCHIVE_DEST`에서 `dest_id=2`의 `STATUS`가 `ERROR`다. 원인을 좁혀 가는 절차를 제시하고, `LOG_ARCHIVE_DEST_STATE_2`의 값이 그 판단에 어떻게 쓰이는지 설명하라.</w:t>
+        <w:t>[추가-10] 애플리케이션이 Standby에서 `ORA-16000`을 만났다. 원인을 분류하는 방법과 세 가지 해결 경로를 제시하라.</w:t>
       </w:r>
     </w:p>
     <w:p>
@@ -320,7 +320,7 @@
           <w:rFonts w:ascii="맑은 고딕" w:hAnsi="맑은 고딕" w:eastAsia="맑은 고딕"/>
           <w:sz w:val="21"/>
         </w:rPr>
-        <w:t>[추가-11] Standby 리스너를 복구했는데 5분이 지나도 `ORA-12541`이 그대로다. 무엇을 확인하고 어떻게 대응할 것인지, Broker 환경과 아닌 환경을 나누어 답하라.</w:t>
+        <w:t>[추가-11] DML 리다이렉션을 켰는데 `ORA-16397`이 났다. 점검 순서를 제시하고, 가장 흔한 원인과 그것을 놓치기 쉬운 이유를 설명하라.</w:t>
       </w:r>
     </w:p>
     <w:p>
@@ -347,7 +347,7 @@
           <w:rFonts w:ascii="맑은 고딕" w:hAnsi="맑은 고딕" w:eastAsia="맑은 고딕"/>
           <w:sz w:val="21"/>
         </w:rPr>
-        <w:t>[추가-12] 담당자가 "`V$ARCHIVED_LOG`를 보니 절반이 적용되지 않았다"고 보고했다. 무엇을 오해한 것인지 설명하고, 올바른 조회와 그 결과를 제시하라.</w:t>
+        <w:t>[추가-12] `ALTER SESSION SET STANDBY_MAX_DATA_DELAY=1`이 `ORA-03174`로 거부됐다. 원인과 조치를 쓰고, 이 장에서 같은 성격의 문제가 또 있었음을 밝혀라.</w:t>
       </w:r>
     </w:p>
     <w:p>
@@ -374,7 +374,7 @@
           <w:rFonts w:ascii="맑은 고딕" w:hAnsi="맑은 고딕" w:eastAsia="맑은 고딕"/>
           <w:sz w:val="21"/>
         </w:rPr>
-        <w:t>[추가-13] "적용이 멈췄다"는 보고를 받았다. `APPLIED_SEQ#`가 0이라는 것이 근거다. 이 근거가 왜 부적절한지 설명하고, 실제로 적용 여부를 확인하는 절차를 제시하라.</w:t>
+        <w:t>[추가-13] 애플리케이션이 `ORA-03172`를 자주 만난다. 원인을 나누어 진단하고, 설정값을 정하는 방법과 애플리케이션 쪽 대응을 제시하라.</w:t>
       </w:r>
     </w:p>
     <w:p>
@@ -401,7 +401,7 @@
           <w:rFonts w:ascii="맑은 고딕" w:hAnsi="맑은 고딕" w:eastAsia="맑은 고딕"/>
           <w:sz w:val="21"/>
         </w:rPr>
-        <w:t>[추가-14] 장애 조치를 마치고 `SHOW CONFIGURATION`을 봤더니 오히려 `ERROR`이고 `ORA-16778`이 새로 붙었다. 무슨 일이 일어난 것인지 설명하고, 조치 완료를 어떻게 판정할 것인지 답하라.</w:t>
+        <w:t>[추가-14] Standby에서 `DBMS_STATS`를 실행했더니 열 줄이 넘는 오류 스택이 나왔다. 이런 스택을 읽는 요령과 실제 원인, 그리고 대안을 쓰라.</w:t>
       </w:r>
     </w:p>
     <w:p>
@@ -436,7 +436,7 @@
           <w:rFonts w:ascii="맑은 고딕" w:hAnsi="맑은 고딕" w:eastAsia="맑은 고딕"/>
           <w:sz w:val="21"/>
         </w:rPr>
-        <w:t>[추가-15] "리두가 흐르고 있는가"를 SQL만으로 판정하는 절차를 다섯 단계로 제시하고, 각 단계의 기댓값과 어긋났을 때의 해석을 함께 쓰라.</w:t>
+        <w:t>[추가-15] 조회를 Standby로 옮기기 전에 수행할 점검 절차를 정리하라. 각 단계에서 무엇을 확인하고 어떤 조회를 쓰는가?</w:t>
       </w:r>
     </w:p>
     <w:p>
@@ -463,7 +463,7 @@
           <w:rFonts w:ascii="맑은 고딕" w:hAnsi="맑은 고딕" w:eastAsia="맑은 고딕"/>
           <w:sz w:val="21"/>
         </w:rPr>
-        <w:t>[추가-16] 전송이 끊긴 상황을 Primary와 Standby 양쪽에서 진단하는 절차를 각각 제시하고, 어느 쪽에서만 보이는 정보가 무엇인지 정리하라.</w:t>
+        <w:t>[추가-16] 애플리케이션이 "Standby에 붙었는지 Primary에 붙었는지 모르겠다"고 할 때 확인하는 절차와, 설계 단계에서 이를 방지하는 방법을 제시하라.</w:t>
       </w:r>
     </w:p>
     <w:p>
@@ -490,7 +490,7 @@
           <w:rFonts w:ascii="맑은 고딕" w:hAnsi="맑은 고딕" w:eastAsia="맑은 고딕"/>
           <w:sz w:val="21"/>
         </w:rPr>
-        <w:t>[추가-17] Physical Standby 를 Logical Standby 로 바꾼 뒤 기존 감시 스크립트가 오작동한다. 어떤 뷰가 왜 비는지 밝히고, 역할에 맞는 대체 지표와 판정 규칙을 제시하라. 적용이 멈췄을 때 문제의 트랜잭션을 찾아 되살리는 절차도 포함하라.</w:t>
+        <w:t>[추가-17] DML 리다이렉션 도입을 검토할 때의 판단 절차를 정리하라. 어떤 조건을 확인하고 어떤 경우에 도입하지 않는가?</w:t>
       </w:r>
     </w:p>
     <w:p>
@@ -517,7 +517,7 @@
           <w:rFonts w:ascii="맑은 고딕" w:hAnsi="맑은 고딕" w:eastAsia="맑은 고딕"/>
           <w:sz w:val="21"/>
         </w:rPr>
-        <w:t>[추가-18] 상시 점검 스크립트를 Primary용과 Standby용으로 나누어 설계하고, 각 항목의 기댓값과 네 단계 판정 규칙을 표로 정리하라.</w:t>
+        <w:t>[추가-18] Standby 조회의 신선도 요건을 구현하는 절차를 정리하라. 값을 정하는 방법과 실패 처리까지 포함하라.</w:t>
       </w:r>
     </w:p>
     <w:p>
@@ -544,7 +544,7 @@
           <w:rFonts w:ascii="맑은 고딕" w:hAnsi="맑은 고딕" w:eastAsia="맑은 고딕"/>
           <w:sz w:val="21"/>
         </w:rPr>
-        <w:t>[추가-19] "오류는 없는데 전송이 느리다"는 상황을 진단하는 절차를 층별로 제시하고, 트레이스를 켜는 시점과 끄는 절차를 포함하라.</w:t>
+        <w:t>[추가-19] `V$DATAGUARD_STATS`·`V$STANDBY_EVENT_HISTOGRAM`·`V$MANAGED_STANDBY` 세 뷰의 역할과 한계를 정리하고, 어떤 순서로 조합해 보는지 제시하라. ADG 옵션이 없어 Standby를 MOUNTED로 두었을 때 이 조합이 어떻게 달라지는지, Standby에 접속할 수 없을 때는 무엇으로 대신하는지도 포함하라.</w:t>
       </w:r>
     </w:p>
     <w:p>
@@ -571,7 +571,7 @@
           <w:rFonts w:ascii="맑은 고딕" w:hAnsi="맑은 고딕" w:eastAsia="맑은 고딕"/>
           <w:sz w:val="21"/>
         </w:rPr>
-        <w:t>[추가-20] 13~15장에서 익힌 수단(Broker 명령·V$ 뷰·알림 로그·트레이스)을 하나의 운영 점검 체계로 통합하고, 주기와 담당을 포함한 운영안을 제시하라.</w:t>
+        <w:t>[추가-20] ADG 환경의 정기 점검 항목을 설계하라. 이 장과 7장의 내용을 통합해 조회와 기대값을 제시하라.</w:t>
       </w:r>
     </w:p>
     <w:p>
